--- a/Assignment/A1/A1_nn_written.docx
+++ b/Assignment/A1/A1_nn_written.docx
@@ -369,7 +369,7 @@
         <w:spacing w:afterLines="50" w:after="156"/>
         <w:jc w:val="center"/>
         <w:rPr>
-          <w:rFonts w:ascii="Monaco" w:hAnsi="Monaco" w:cs="Times New Roman" w:hint="eastAsia"/>
+          <w:rFonts w:ascii="Monaco" w:hAnsi="Monaco" w:cs="Times New Roman"/>
           <w:i/>
           <w:sz w:val="20"/>
           <w:szCs w:val="22"/>
@@ -1535,7 +1535,7 @@
       <w:pPr>
         <w:spacing w:afterLines="50" w:after="156"/>
         <w:rPr>
-          <w:rFonts w:ascii="Monaco" w:hAnsi="Monaco" w:cs="Times New Roman" w:hint="eastAsia"/>
+          <w:rFonts w:ascii="Monaco" w:hAnsi="Monaco" w:cs="Times New Roman"/>
           <w:iCs/>
           <w:sz w:val="20"/>
           <w:szCs w:val="22"/>
@@ -1552,6 +1552,39 @@
           <w:szCs w:val="22"/>
         </w:rPr>
       </w:pPr>
+    </w:p>
+    <w:p>
+      <w:pPr>
+        <w:spacing w:afterLines="50" w:after="156"/>
+        <w:rPr>
+          <w:rFonts w:ascii="Monaco" w:hAnsi="Monaco" w:cs="Times New Roman" w:hint="eastAsia"/>
+          <w:iCs/>
+          <w:sz w:val="20"/>
+          <w:szCs w:val="22"/>
+        </w:rPr>
+      </w:pPr>
+    </w:p>
+    <w:p>
+      <w:pPr>
+        <w:spacing w:afterLines="50" w:after="156"/>
+        <w:rPr>
+          <w:rFonts w:ascii="Monaco" w:hAnsi="Monaco" w:cs="Times New Roman"/>
+          <w:iCs/>
+          <w:sz w:val="20"/>
+          <w:szCs w:val="22"/>
+        </w:rPr>
+      </w:pPr>
+    </w:p>
+    <w:p>
+      <w:pPr>
+        <w:spacing w:afterLines="50" w:after="156"/>
+        <w:rPr>
+          <w:rFonts w:ascii="Monaco" w:hAnsi="Monaco" w:cs="Times New Roman"/>
+          <w:iCs/>
+          <w:sz w:val="20"/>
+          <w:szCs w:val="22"/>
+        </w:rPr>
+      </w:pPr>
       <w:r>
         <w:rPr>
           <w:rFonts w:ascii="Monaco" w:hAnsi="Monaco" w:cs="Times New Roman" w:hint="eastAsia"/>
@@ -1610,15 +1643,7 @@
                 <w:sz w:val="20"/>
                 <w:szCs w:val="22"/>
               </w:rPr>
-              <m:t>∂</m:t>
-            </m:r>
-            <m:r>
-              <w:rPr>
-                <w:rFonts w:ascii="Cambria Math" w:hAnsi="Cambria Math" w:cs="Times New Roman"/>
-                <w:sz w:val="20"/>
-                <w:szCs w:val="22"/>
-              </w:rPr>
-              <m:t>L</m:t>
+              <m:t>∂L</m:t>
             </m:r>
           </m:num>
           <m:den>
@@ -1680,7 +1705,7 @@
       <w:pPr>
         <w:spacing w:afterLines="50" w:after="156"/>
         <w:rPr>
-          <w:rFonts w:ascii="Monaco" w:hAnsi="Monaco" w:cs="Times New Roman" w:hint="eastAsia"/>
+          <w:rFonts w:ascii="Monaco" w:hAnsi="Monaco" w:cs="Times New Roman"/>
           <w:i/>
           <w:iCs/>
           <w:sz w:val="20"/>
